--- a/SchoolHub-Requirements-Validation-Report.docx
+++ b/SchoolHub-Requirements-Validation-Report.docx
@@ -86,7 +86,7 @@
         <w:t xml:space="preserve"> </w:t>
       </w:r>
       <w:r>
-        <w:t xml:space="preserve">1.1  · </w:t>
+        <w:t xml:space="preserve">1.2  · </w:t>
       </w:r>
       <w:r>
         <w:t xml:space="preserve"> </w:t>
@@ -102,7 +102,7 @@
         <w:t xml:space="preserve"> </w:t>
       </w:r>
       <w:r>
-        <w:t xml:space="preserve">15 August 2026</w:t>
+        <w:t xml:space="preserve">17 August 2026</w:t>
       </w:r>
       <w:r>
         <w:br/>
@@ -280,7 +280,7 @@
               <w:jc w:val="left"/>
             </w:pPr>
             <w:r>
-              <w:t xml:space="preserve">18</w:t>
+              <w:t xml:space="preserve">21</w:t>
             </w:r>
           </w:p>
         </w:tc>
@@ -318,7 +318,7 @@
               <w:jc w:val="left"/>
             </w:pPr>
             <w:r>
-              <w:t xml:space="preserve">3</w:t>
+              <w:t xml:space="preserve">2</w:t>
             </w:r>
           </w:p>
         </w:tc>
@@ -356,19 +356,19 @@
               <w:jc w:val="left"/>
             </w:pPr>
             <w:r>
-              <w:t xml:space="preserve">3</w:t>
-            </w:r>
-          </w:p>
-        </w:tc>
-        <w:tc>
-          <w:tcPr/>
-          <w:p>
-            <w:pPr>
-              <w:pStyle w:val="Compact"/>
-              <w:jc w:val="left"/>
-            </w:pPr>
-            <w:r>
-              <w:t xml:space="preserve">Not started this package; requires on-computer run or further instrumentation.</w:t>
+              <w:t xml:space="preserve">1</w:t>
+            </w:r>
+          </w:p>
+        </w:tc>
+        <w:tc>
+          <w:tcPr/>
+          <w:p>
+            <w:pPr>
+              <w:pStyle w:val="Compact"/>
+              <w:jc w:val="left"/>
+            </w:pPr>
+            <w:r>
+              <w:t xml:space="preserve">Not started this package; requires further instrumentation / a mobile library.</w:t>
             </w:r>
           </w:p>
         </w:tc>
@@ -1781,31 +1781,31 @@
               <w:jc w:val="left"/>
             </w:pPr>
             <w:r>
-              <w:t xml:space="preserve">Governed CSV export delivered; native .xlsx + branded PDF outstanding</w:t>
-            </w:r>
-          </w:p>
-        </w:tc>
-        <w:tc>
-          <w:tcPr/>
-          <w:p>
-            <w:pPr>
-              <w:pStyle w:val="Compact"/>
-              <w:jc w:val="left"/>
-            </w:pPr>
-            <w:r>
-              <w:t xml:space="preserve">TC-ANL-004</w:t>
-            </w:r>
-          </w:p>
-        </w:tc>
-        <w:tc>
-          <w:tcPr/>
-          <w:p>
-            <w:pPr>
-              <w:pStyle w:val="Compact"/>
-              <w:jc w:val="left"/>
-            </w:pPr>
-            <w:r>
-              <w:t xml:space="preserve">Partial</w:t>
+              <w:t xml:space="preserve">Governed CSV plus native Excel (.xls with a “Download info” sheet) and branded PDF exports of the school-analytics overview</w:t>
+            </w:r>
+          </w:p>
+        </w:tc>
+        <w:tc>
+          <w:tcPr/>
+          <w:p>
+            <w:pPr>
+              <w:pStyle w:val="Compact"/>
+              <w:jc w:val="left"/>
+            </w:pPr>
+            <w:r>
+              <w:t xml:space="preserve">TC-ANL-004/005/006</w:t>
+            </w:r>
+          </w:p>
+        </w:tc>
+        <w:tc>
+          <w:tcPr/>
+          <w:p>
+            <w:pPr>
+              <w:pStyle w:val="Compact"/>
+              <w:jc w:val="left"/>
+            </w:pPr>
+            <w:r>
+              <w:t xml:space="preserve">Met</w:t>
             </w:r>
           </w:p>
         </w:tc>
@@ -1967,7 +1967,7 @@
               <w:jc w:val="left"/>
             </w:pPr>
             <w:r>
-              <w:t xml:space="preserve">Most outputs branded; trust-acks &amp; school-reports PDFs pending on-computer retrofit</w:t>
+              <w:t xml:space="preserve">Trust-acknowledgement and school-report PDFs now use the shared branded template (letterhead, metadata block, per-page footer, audit reference) via download governance</w:t>
             </w:r>
           </w:p>
         </w:tc>
@@ -1991,7 +1991,7 @@
               <w:jc w:val="left"/>
             </w:pPr>
             <w:r>
-              <w:t xml:space="preserve">Deferred</w:t>
+              <w:t xml:space="preserve">Met</w:t>
             </w:r>
           </w:p>
         </w:tc>
@@ -2029,31 +2029,61 @@
               <w:jc w:val="left"/>
             </w:pPr>
             <w:r>
-              <w:t xml:space="preserve">Template-route permission change (MANAGE_USERS → IMPORT_DATA) pending on-computer run</w:t>
-            </w:r>
-          </w:p>
-        </w:tc>
-        <w:tc>
-          <w:tcPr/>
-          <w:p>
-            <w:pPr>
-              <w:pStyle w:val="Compact"/>
-              <w:jc w:val="left"/>
-            </w:pPr>
-            <w:r>
-              <w:t xml:space="preserve">TC-IMP-007</w:t>
-            </w:r>
-          </w:p>
-        </w:tc>
-        <w:tc>
-          <w:tcPr/>
-          <w:p>
-            <w:pPr>
-              <w:pStyle w:val="Compact"/>
-              <w:jc w:val="left"/>
-            </w:pPr>
-            <w:r>
-              <w:t xml:space="preserve">Deferred</w:t>
+              <w:t xml:space="preserve">Dedicated</w:t>
+            </w:r>
+            <w:r>
+              <w:t xml:space="preserve"> </w:t>
+            </w:r>
+            <w:r>
+              <w:rPr>
+                <w:rStyle w:val="VerbatimChar"/>
+              </w:rPr>
+              <w:t xml:space="preserve">GET …/import/template?type=</w:t>
+            </w:r>
+            <w:r>
+              <w:t xml:space="preserve"> </w:t>
+            </w:r>
+            <w:r>
+              <w:t xml:space="preserve">route created, gated on</w:t>
+            </w:r>
+            <w:r>
+              <w:t xml:space="preserve"> </w:t>
+            </w:r>
+            <w:r>
+              <w:rPr>
+                <w:rStyle w:val="VerbatimChar"/>
+              </w:rPr>
+              <w:t xml:space="preserve">import_data</w:t>
+            </w:r>
+            <w:r>
+              <w:t xml:space="preserve"> </w:t>
+            </w:r>
+            <w:r>
+              <w:t xml:space="preserve">(serves header + example row per module)</w:t>
+            </w:r>
+          </w:p>
+        </w:tc>
+        <w:tc>
+          <w:tcPr/>
+          <w:p>
+            <w:pPr>
+              <w:pStyle w:val="Compact"/>
+              <w:jc w:val="left"/>
+            </w:pPr>
+            <w:r>
+              <w:t xml:space="preserve">TC-IMP-007/013</w:t>
+            </w:r>
+          </w:p>
+        </w:tc>
+        <w:tc>
+          <w:tcPr/>
+          <w:p>
+            <w:pPr>
+              <w:pStyle w:val="Compact"/>
+              <w:jc w:val="left"/>
+            </w:pPr>
+            <w:r>
+              <w:t xml:space="preserve">Met</w:t>
             </w:r>
           </w:p>
         </w:tc>
@@ -2136,7 +2166,7 @@
         <w:pStyle w:val="FirstParagraph"/>
       </w:pPr>
       <w:r>
-        <w:t xml:space="preserve">Eighteen requirements in this package are fully met and evidenced by test cases; three are partially met with a clearly bounded remainder; three are deferred (two requiring an on-computer run to edit deep route files, one requiring additional instrumentation). No requirement in this package is blocked, and none require a schema migration. The deferred and partial items are tracked in the enhancements backlog for a subsequent iteration.</w:t>
+        <w:t xml:space="preserve">Twenty-one requirements in this package are fully met and evidenced by test cases; two are partially met with a clearly bounded remainder (teacher timetable/clubs import scoping, and “time on platform” shown via engagement proxies); one is deferred (native mobile rich-composer parity, which requires a React-Native rich-text library). The three items previously deferred pending an on-computer run — the two PDF branding retrofits and the template-route permission — are now implemented and validated, as is native Excel/PDF analytics export. No requirement in this package is blocked, and none require a schema migration.</w:t>
       </w:r>
     </w:p>
     <w:bookmarkEnd w:id="23"/>

--- a/SchoolHub-Requirements-Validation-Report.docx
+++ b/SchoolHub-Requirements-Validation-Report.docx
@@ -46,7 +46,7 @@
         <w:t xml:space="preserve">Report</w:t>
       </w:r>
     </w:p>
-    <w:bookmarkStart w:id="24" w:name="X77e2b8701eb9fdbb0c93e9f610e3b5cbce63b28"/>
+    <w:bookmarkStart w:id="25" w:name="X77e2b8701eb9fdbb0c93e9f610e3b5cbce63b28"/>
     <w:p>
       <w:pPr>
         <w:pStyle w:val="Heading1"/>
@@ -86,7 +86,7 @@
         <w:t xml:space="preserve"> </w:t>
       </w:r>
       <w:r>
-        <w:t xml:space="preserve">1.2  · </w:t>
+        <w:t xml:space="preserve">1.3  · </w:t>
       </w:r>
       <w:r>
         <w:t xml:space="preserve"> </w:t>
@@ -102,7 +102,7 @@
         <w:t xml:space="preserve"> </w:t>
       </w:r>
       <w:r>
-        <w:t xml:space="preserve">17 August 2026</w:t>
+        <w:t xml:space="preserve">20 August 2026</w:t>
       </w:r>
       <w:r>
         <w:br/>
@@ -280,7 +280,7 @@
               <w:jc w:val="left"/>
             </w:pPr>
             <w:r>
-              <w:t xml:space="preserve">21</w:t>
+              <w:t xml:space="preserve">30</w:t>
             </w:r>
           </w:p>
         </w:tc>
@@ -356,19 +356,19 @@
               <w:jc w:val="left"/>
             </w:pPr>
             <w:r>
-              <w:t xml:space="preserve">1</w:t>
-            </w:r>
-          </w:p>
-        </w:tc>
-        <w:tc>
-          <w:tcPr/>
-          <w:p>
-            <w:pPr>
-              <w:pStyle w:val="Compact"/>
-              <w:jc w:val="left"/>
-            </w:pPr>
-            <w:r>
-              <w:t xml:space="preserve">Not started this package; requires further instrumentation / a mobile library.</w:t>
+              <w:t xml:space="preserve">2</w:t>
+            </w:r>
+          </w:p>
+        </w:tc>
+        <w:tc>
+          <w:tcPr/>
+          <w:p>
+            <w:pPr>
+              <w:pStyle w:val="Compact"/>
+              <w:jc w:val="left"/>
+            </w:pPr>
+            <w:r>
+              <w:t xml:space="preserve">Not started; requires the mobile build / further instrumentation.</w:t>
             </w:r>
           </w:p>
         </w:tc>
@@ -2152,13 +2152,13 @@
       </w:tr>
     </w:tbl>
     <w:bookmarkEnd w:id="22"/>
-    <w:bookmarkStart w:id="23" w:name="conclusion"/>
+    <w:bookmarkStart w:id="23" w:name="X46259964a18704d28f26277e402e8edb8e78372"/>
     <w:p>
       <w:pPr>
         <w:pStyle w:val="Heading2"/>
       </w:pPr>
       <w:r>
-        <w:t xml:space="preserve">4. Conclusion</w:t>
+        <w:t xml:space="preserve">3a. 17 August 2026 package — attendance visibility, filtering &amp; clubs</w:t>
       </w:r>
     </w:p>
     <w:p>
@@ -2166,11 +2166,993 @@
         <w:pStyle w:val="FirstParagraph"/>
       </w:pPr>
       <w:r>
-        <w:t xml:space="preserve">Twenty-one requirements in this package are fully met and evidenced by test cases; two are partially met with a clearly bounded remainder (teacher timetable/clubs import scoping, and “time on platform” shown via engagement proxies); one is deferred (native mobile rich-composer parity, which requires a React-Native rich-text library). The three items previously deferred pending an on-computer run — the two PDF branding retrofits and the template-route permission — are now implemented and validated, as is native Excel/PDF analytics export. No requirement in this package is blocked, and none require a schema migration.</w:t>
+        <w:t xml:space="preserve">This package covers a reported attendance bug, comprehensive attendance filtering, and a Clubs &amp; Activities import enhancement. Root cause of the bug: the Teacher Portal called a set of</w:t>
+      </w:r>
+      <w:r>
+        <w:t xml:space="preserve"> </w:t>
+      </w:r>
+      <w:r>
+        <w:rPr>
+          <w:rStyle w:val="VerbatimChar"/>
+        </w:rPr>
+        <w:t xml:space="preserve">/api/teacher/*</w:t>
+      </w:r>
+      <w:r>
+        <w:t xml:space="preserve"> </w:t>
+      </w:r>
+      <w:r>
+        <w:t xml:space="preserve">endpoints that did not exist, so a teacher's attendance (and several other tabs) returned nothing while Parent/Admin used working paths. Eight scoped teacher routes were created; filtering was added to the admin, teacher and parent web surfaces; and Clubs gained CSV + Excel templates with validation.</w:t>
       </w:r>
     </w:p>
+    <w:tbl>
+      <w:tblPr>
+        <w:tblStyle w:val="Table"/>
+        <w:tblW w:type="auto" w:w="0"/>
+        <w:tblLook w:firstRow="1" w:lastRow="0" w:firstColumn="0" w:lastColumn="0" w:noHBand="0" w:noVBand="0" w:val="0020"/>
+        <w:jc w:val="start"/>
+      </w:tblPr>
+      <w:tblGrid>
+        <w:gridCol w:w="1584"/>
+        <w:gridCol w:w="1584"/>
+        <w:gridCol w:w="1584"/>
+        <w:gridCol w:w="1584"/>
+        <w:gridCol w:w="1584"/>
+      </w:tblGrid>
+      <w:tr>
+        <w:trPr>
+          <w:tblHeader w:val="true"/>
+        </w:trPr>
+        <w:tc>
+          <w:tcPr/>
+          <w:p>
+            <w:pPr>
+              <w:pStyle w:val="Compact"/>
+              <w:jc w:val="left"/>
+            </w:pPr>
+            <w:r>
+              <w:t xml:space="preserve">Req ID</w:t>
+            </w:r>
+          </w:p>
+        </w:tc>
+        <w:tc>
+          <w:tcPr/>
+          <w:p>
+            <w:pPr>
+              <w:pStyle w:val="Compact"/>
+              <w:jc w:val="left"/>
+            </w:pPr>
+            <w:r>
+              <w:t xml:space="preserve">Requirement</w:t>
+            </w:r>
+          </w:p>
+        </w:tc>
+        <w:tc>
+          <w:tcPr/>
+          <w:p>
+            <w:pPr>
+              <w:pStyle w:val="Compact"/>
+              <w:jc w:val="left"/>
+            </w:pPr>
+            <w:r>
+              <w:t xml:space="preserve">Implementation</w:t>
+            </w:r>
+          </w:p>
+        </w:tc>
+        <w:tc>
+          <w:tcPr/>
+          <w:p>
+            <w:pPr>
+              <w:pStyle w:val="Compact"/>
+              <w:jc w:val="left"/>
+            </w:pPr>
+            <w:r>
+              <w:t xml:space="preserve">Test case(s)</w:t>
+            </w:r>
+          </w:p>
+        </w:tc>
+        <w:tc>
+          <w:tcPr/>
+          <w:p>
+            <w:pPr>
+              <w:pStyle w:val="Compact"/>
+              <w:jc w:val="left"/>
+            </w:pPr>
+            <w:r>
+              <w:t xml:space="preserve">Status</w:t>
+            </w:r>
+          </w:p>
+        </w:tc>
+      </w:tr>
+      <w:tr>
+        <w:tc>
+          <w:tcPr/>
+          <w:p>
+            <w:pPr>
+              <w:pStyle w:val="Compact"/>
+              <w:jc w:val="left"/>
+            </w:pPr>
+            <w:r>
+              <w:t xml:space="preserve">REQ-ATT-TeacherVisible</w:t>
+            </w:r>
+          </w:p>
+        </w:tc>
+        <w:tc>
+          <w:tcPr/>
+          <w:p>
+            <w:pPr>
+              <w:pStyle w:val="Compact"/>
+              <w:jc w:val="left"/>
+            </w:pPr>
+            <w:r>
+              <w:t xml:space="preserve">Admin-uploaded attendance must be visible in the Teacher Portal</w:t>
+            </w:r>
+          </w:p>
+        </w:tc>
+        <w:tc>
+          <w:tcPr/>
+          <w:p>
+            <w:pPr>
+              <w:pStyle w:val="Compact"/>
+              <w:jc w:val="left"/>
+            </w:pPr>
+            <w:r>
+              <w:t xml:space="preserve">Created</w:t>
+            </w:r>
+            <w:r>
+              <w:t xml:space="preserve"> </w:t>
+            </w:r>
+            <w:r>
+              <w:rPr>
+                <w:rStyle w:val="VerbatimChar"/>
+              </w:rPr>
+              <w:t xml:space="preserve">/api/teacher/attendance</w:t>
+            </w:r>
+            <w:r>
+              <w:t xml:space="preserve"> </w:t>
+            </w:r>
+            <w:r>
+              <w:t xml:space="preserve">(register + records) and</w:t>
+            </w:r>
+            <w:r>
+              <w:t xml:space="preserve"> </w:t>
+            </w:r>
+            <w:r>
+              <w:rPr>
+                <w:rStyle w:val="VerbatimChar"/>
+              </w:rPr>
+              <w:t xml:space="preserve">/api/teacher/students/[id]</w:t>
+            </w:r>
+            <w:r>
+              <w:t xml:space="preserve">; the teacher UI now reads live scoped data</w:t>
+            </w:r>
+          </w:p>
+        </w:tc>
+        <w:tc>
+          <w:tcPr/>
+          <w:p>
+            <w:pPr>
+              <w:pStyle w:val="Compact"/>
+              <w:jc w:val="left"/>
+            </w:pPr>
+            <w:r>
+              <w:t xml:space="preserve">TC-TCH-005</w:t>
+            </w:r>
+          </w:p>
+        </w:tc>
+        <w:tc>
+          <w:tcPr/>
+          <w:p>
+            <w:pPr>
+              <w:pStyle w:val="Compact"/>
+              <w:jc w:val="left"/>
+            </w:pPr>
+            <w:r>
+              <w:t xml:space="preserve">Met</w:t>
+            </w:r>
+          </w:p>
+        </w:tc>
+      </w:tr>
+      <w:tr>
+        <w:tc>
+          <w:tcPr/>
+          <w:p>
+            <w:pPr>
+              <w:pStyle w:val="Compact"/>
+              <w:jc w:val="left"/>
+            </w:pPr>
+            <w:r>
+              <w:t xml:space="preserve">REQ-ATT-TeacherChild</w:t>
+            </w:r>
+          </w:p>
+        </w:tc>
+        <w:tc>
+          <w:tcPr/>
+          <w:p>
+            <w:pPr>
+              <w:pStyle w:val="Compact"/>
+              <w:jc w:val="left"/>
+            </w:pPr>
+            <w:r>
+              <w:t xml:space="preserve">Teachers can view an assigned child's attendance records</w:t>
+            </w:r>
+          </w:p>
+        </w:tc>
+        <w:tc>
+          <w:tcPr/>
+          <w:p>
+            <w:pPr>
+              <w:pStyle w:val="Compact"/>
+              <w:jc w:val="left"/>
+            </w:pPr>
+            <w:r>
+              <w:t xml:space="preserve">Per-pupil detail via</w:t>
+            </w:r>
+            <w:r>
+              <w:t xml:space="preserve"> </w:t>
+            </w:r>
+            <w:r>
+              <w:rPr>
+                <w:rStyle w:val="VerbatimChar"/>
+              </w:rPr>
+              <w:t xml:space="preserve">studentAttendanceBreakdown</w:t>
+            </w:r>
+            <w:r>
+              <w:t xml:space="preserve">;</w:t>
+            </w:r>
+            <w:r>
+              <w:t xml:space="preserve"> </w:t>
+            </w:r>
+            <w:r>
+              <w:rPr>
+                <w:rStyle w:val="VerbatimChar"/>
+              </w:rPr>
+              <w:t xml:space="preserve">assertTeacherStudent</w:t>
+            </w:r>
+            <w:r>
+              <w:t xml:space="preserve"> </w:t>
+            </w:r>
+            <w:r>
+              <w:t xml:space="preserve">enforces the class/timetable/trip relationship</w:t>
+            </w:r>
+          </w:p>
+        </w:tc>
+        <w:tc>
+          <w:tcPr/>
+          <w:p>
+            <w:pPr>
+              <w:pStyle w:val="Compact"/>
+              <w:jc w:val="left"/>
+            </w:pPr>
+            <w:r>
+              <w:t xml:space="preserve">TC-TCH-006/007</w:t>
+            </w:r>
+          </w:p>
+        </w:tc>
+        <w:tc>
+          <w:tcPr/>
+          <w:p>
+            <w:pPr>
+              <w:pStyle w:val="Compact"/>
+              <w:jc w:val="left"/>
+            </w:pPr>
+            <w:r>
+              <w:t xml:space="preserve">Met</w:t>
+            </w:r>
+          </w:p>
+        </w:tc>
+      </w:tr>
+      <w:tr>
+        <w:tc>
+          <w:tcPr/>
+          <w:p>
+            <w:pPr>
+              <w:pStyle w:val="Compact"/>
+              <w:jc w:val="left"/>
+            </w:pPr>
+            <w:r>
+              <w:t xml:space="preserve">REQ-ATT-Sync</w:t>
+            </w:r>
+          </w:p>
+        </w:tc>
+        <w:tc>
+          <w:tcPr/>
+          <w:p>
+            <w:pPr>
+              <w:pStyle w:val="Compact"/>
+              <w:jc w:val="left"/>
+            </w:pPr>
+            <w:r>
+              <w:t xml:space="preserve">Attendance synchronised across portals per permission &amp; relationship</w:t>
+            </w:r>
+          </w:p>
+        </w:tc>
+        <w:tc>
+          <w:tcPr/>
+          <w:p>
+            <w:pPr>
+              <w:pStyle w:val="Compact"/>
+              <w:jc w:val="left"/>
+            </w:pPr>
+            <w:r>
+              <w:t xml:space="preserve">Single</w:t>
+            </w:r>
+            <w:r>
+              <w:t xml:space="preserve"> </w:t>
+            </w:r>
+            <w:r>
+              <w:rPr>
+                <w:rStyle w:val="VerbatimChar"/>
+              </w:rPr>
+              <w:t xml:space="preserve">AttendanceRecord</w:t>
+            </w:r>
+            <w:r>
+              <w:t xml:space="preserve"> </w:t>
+            </w:r>
+            <w:r>
+              <w:t xml:space="preserve">source; admin=all, teacher=own pupils, parent=own children — each reads the same marks</w:t>
+            </w:r>
+          </w:p>
+        </w:tc>
+        <w:tc>
+          <w:tcPr/>
+          <w:p>
+            <w:pPr>
+              <w:pStyle w:val="Compact"/>
+              <w:jc w:val="left"/>
+            </w:pPr>
+            <w:r>
+              <w:t xml:space="preserve">TC-TCH-005/TC-PAR-006</w:t>
+            </w:r>
+          </w:p>
+        </w:tc>
+        <w:tc>
+          <w:tcPr/>
+          <w:p>
+            <w:pPr>
+              <w:pStyle w:val="Compact"/>
+              <w:jc w:val="left"/>
+            </w:pPr>
+            <w:r>
+              <w:t xml:space="preserve">Met</w:t>
+            </w:r>
+          </w:p>
+        </w:tc>
+      </w:tr>
+      <w:tr>
+        <w:tc>
+          <w:tcPr/>
+          <w:p>
+            <w:pPr>
+              <w:pStyle w:val="Compact"/>
+              <w:jc w:val="left"/>
+            </w:pPr>
+            <w:r>
+              <w:t xml:space="preserve">REQ-ATT-Filters</w:t>
+            </w:r>
+          </w:p>
+        </w:tc>
+        <w:tc>
+          <w:tcPr/>
+          <w:p>
+            <w:pPr>
+              <w:pStyle w:val="Compact"/>
+              <w:jc w:val="left"/>
+            </w:pPr>
+            <w:r>
+              <w:t xml:space="preserve">Comprehensive attendance filters (student, day, week, month, quarter, academic year, term, status, session) wherever displayed — web</w:t>
+            </w:r>
+          </w:p>
+        </w:tc>
+        <w:tc>
+          <w:tcPr/>
+          <w:p>
+            <w:pPr>
+              <w:pStyle w:val="Compact"/>
+              <w:jc w:val="left"/>
+            </w:pPr>
+            <w:r>
+              <w:t xml:space="preserve">Admin</w:t>
+            </w:r>
+            <w:r>
+              <w:t xml:space="preserve"> </w:t>
+            </w:r>
+            <w:r>
+              <w:rPr>
+                <w:rStyle w:val="VerbatimChar"/>
+              </w:rPr>
+              <w:t xml:space="preserve">AttendanceTab</w:t>
+            </w:r>
+            <w:r>
+              <w:t xml:space="preserve"> </w:t>
+            </w:r>
+            <w:r>
+              <w:t xml:space="preserve">(added Quarter + Session + Student), teacher Records view, and a new filterable parent Attendance tab (</w:t>
+            </w:r>
+            <w:r>
+              <w:rPr>
+                <w:rStyle w:val="VerbatimChar"/>
+              </w:rPr>
+              <w:t xml:space="preserve">/api/parent/attendance</w:t>
+            </w:r>
+            <w:r>
+              <w:t xml:space="preserve">)</w:t>
+            </w:r>
+          </w:p>
+        </w:tc>
+        <w:tc>
+          <w:tcPr/>
+          <w:p>
+            <w:pPr>
+              <w:pStyle w:val="Compact"/>
+              <w:jc w:val="left"/>
+            </w:pPr>
+            <w:r>
+              <w:t xml:space="preserve">TC-ATT-006/TC-TCH-006/TC-PAR-006</w:t>
+            </w:r>
+          </w:p>
+        </w:tc>
+        <w:tc>
+          <w:tcPr/>
+          <w:p>
+            <w:pPr>
+              <w:pStyle w:val="Compact"/>
+              <w:jc w:val="left"/>
+            </w:pPr>
+            <w:r>
+              <w:t xml:space="preserve">Met</w:t>
+            </w:r>
+          </w:p>
+        </w:tc>
+      </w:tr>
+      <w:tr>
+        <w:tc>
+          <w:tcPr/>
+          <w:p>
+            <w:pPr>
+              <w:pStyle w:val="Compact"/>
+              <w:jc w:val="left"/>
+            </w:pPr>
+            <w:r>
+              <w:t xml:space="preserve">REQ-TCH-Portal</w:t>
+            </w:r>
+          </w:p>
+        </w:tc>
+        <w:tc>
+          <w:tcPr/>
+          <w:p>
+            <w:pPr>
+              <w:pStyle w:val="Compact"/>
+              <w:jc w:val="left"/>
+            </w:pPr>
+            <w:r>
+              <w:t xml:space="preserve">Teacher portal tabs must be backed by working endpoints</w:t>
+            </w:r>
+          </w:p>
+        </w:tc>
+        <w:tc>
+          <w:tcPr/>
+          <w:p>
+            <w:pPr>
+              <w:pStyle w:val="Compact"/>
+              <w:jc w:val="left"/>
+            </w:pPr>
+            <w:r>
+              <w:t xml:space="preserve">Created the missing</w:t>
+            </w:r>
+            <w:r>
+              <w:t xml:space="preserve"> </w:t>
+            </w:r>
+            <w:r>
+              <w:rPr>
+                <w:rStyle w:val="VerbatimChar"/>
+              </w:rPr>
+              <w:t xml:space="preserve">behaviour</w:t>
+            </w:r>
+            <w:r>
+              <w:t xml:space="preserve">,</w:t>
+            </w:r>
+            <w:r>
+              <w:t xml:space="preserve"> </w:t>
+            </w:r>
+            <w:r>
+              <w:rPr>
+                <w:rStyle w:val="VerbatimChar"/>
+              </w:rPr>
+              <w:t xml:space="preserve">timetable</w:t>
+            </w:r>
+            <w:r>
+              <w:t xml:space="preserve">,</w:t>
+            </w:r>
+            <w:r>
+              <w:t xml:space="preserve"> </w:t>
+            </w:r>
+            <w:r>
+              <w:rPr>
+                <w:rStyle w:val="VerbatimChar"/>
+              </w:rPr>
+              <w:t xml:space="preserve">calendar</w:t>
+            </w:r>
+            <w:r>
+              <w:t xml:space="preserve">,</w:t>
+            </w:r>
+            <w:r>
+              <w:t xml:space="preserve"> </w:t>
+            </w:r>
+            <w:r>
+              <w:rPr>
+                <w:rStyle w:val="VerbatimChar"/>
+              </w:rPr>
+              <w:t xml:space="preserve">trips</w:t>
+            </w:r>
+            <w:r>
+              <w:t xml:space="preserve">,</w:t>
+            </w:r>
+            <w:r>
+              <w:t xml:space="preserve"> </w:t>
+            </w:r>
+            <w:r>
+              <w:rPr>
+                <w:rStyle w:val="VerbatimChar"/>
+              </w:rPr>
+              <w:t xml:space="preserve">history</w:t>
+            </w:r>
+            <w:r>
+              <w:t xml:space="preserve"> </w:t>
+            </w:r>
+            <w:r>
+              <w:t xml:space="preserve">and</w:t>
+            </w:r>
+            <w:r>
+              <w:t xml:space="preserve"> </w:t>
+            </w:r>
+            <w:r>
+              <w:rPr>
+                <w:rStyle w:val="VerbatimChar"/>
+              </w:rPr>
+              <w:t xml:space="preserve">context</w:t>
+            </w:r>
+            <w:r>
+              <w:t xml:space="preserve"> </w:t>
+            </w:r>
+            <w:r>
+              <w:t xml:space="preserve">teacher routes, all scope-guarded</w:t>
+            </w:r>
+          </w:p>
+        </w:tc>
+        <w:tc>
+          <w:tcPr/>
+          <w:p>
+            <w:pPr>
+              <w:pStyle w:val="Compact"/>
+              <w:jc w:val="left"/>
+            </w:pPr>
+            <w:r>
+              <w:t xml:space="preserve">TC-TCH-008</w:t>
+            </w:r>
+          </w:p>
+        </w:tc>
+        <w:tc>
+          <w:tcPr/>
+          <w:p>
+            <w:pPr>
+              <w:pStyle w:val="Compact"/>
+              <w:jc w:val="left"/>
+            </w:pPr>
+            <w:r>
+              <w:t xml:space="preserve">Met</w:t>
+            </w:r>
+          </w:p>
+        </w:tc>
+      </w:tr>
+      <w:tr>
+        <w:tc>
+          <w:tcPr/>
+          <w:p>
+            <w:pPr>
+              <w:pStyle w:val="Compact"/>
+              <w:jc w:val="left"/>
+            </w:pPr>
+            <w:r>
+              <w:t xml:space="preserve">REQ-CLB-Template</w:t>
+            </w:r>
+          </w:p>
+        </w:tc>
+        <w:tc>
+          <w:tcPr/>
+          <w:p>
+            <w:pPr>
+              <w:pStyle w:val="Compact"/>
+              <w:jc w:val="left"/>
+            </w:pPr>
+            <w:r>
+              <w:t xml:space="preserve">Clubs: downloadable sample template</w:t>
+            </w:r>
+          </w:p>
+        </w:tc>
+        <w:tc>
+          <w:tcPr/>
+          <w:p>
+            <w:pPr>
+              <w:pStyle w:val="Compact"/>
+              <w:jc w:val="left"/>
+            </w:pPr>
+            <w:r>
+              <w:rPr>
+                <w:rStyle w:val="VerbatimChar"/>
+              </w:rPr>
+              <w:t xml:space="preserve">ModuleImportCard</w:t>
+            </w:r>
+            <w:r>
+              <w:t xml:space="preserve"> </w:t>
+            </w:r>
+            <w:r>
+              <w:t xml:space="preserve">"Download template (CSV)" via the import-template route</w:t>
+            </w:r>
+          </w:p>
+        </w:tc>
+        <w:tc>
+          <w:tcPr/>
+          <w:p>
+            <w:pPr>
+              <w:pStyle w:val="Compact"/>
+              <w:jc w:val="left"/>
+            </w:pPr>
+            <w:r>
+              <w:t xml:space="preserve">TC-CLB-001</w:t>
+            </w:r>
+          </w:p>
+        </w:tc>
+        <w:tc>
+          <w:tcPr/>
+          <w:p>
+            <w:pPr>
+              <w:pStyle w:val="Compact"/>
+              <w:jc w:val="left"/>
+            </w:pPr>
+            <w:r>
+              <w:t xml:space="preserve">Met</w:t>
+            </w:r>
+          </w:p>
+        </w:tc>
+      </w:tr>
+      <w:tr>
+        <w:tc>
+          <w:tcPr/>
+          <w:p>
+            <w:pPr>
+              <w:pStyle w:val="Compact"/>
+              <w:jc w:val="left"/>
+            </w:pPr>
+            <w:r>
+              <w:t xml:space="preserve">REQ-CLB-Excel</w:t>
+            </w:r>
+          </w:p>
+        </w:tc>
+        <w:tc>
+          <w:tcPr/>
+          <w:p>
+            <w:pPr>
+              <w:pStyle w:val="Compact"/>
+              <w:jc w:val="left"/>
+            </w:pPr>
+            <w:r>
+              <w:t xml:space="preserve">Clubs: Excel template + import functionality</w:t>
+            </w:r>
+          </w:p>
+        </w:tc>
+        <w:tc>
+          <w:tcPr/>
+          <w:p>
+            <w:pPr>
+              <w:pStyle w:val="Compact"/>
+              <w:jc w:val="left"/>
+            </w:pPr>
+            <w:r>
+              <w:t xml:space="preserve">Template route</w:t>
+            </w:r>
+            <w:r>
+              <w:t xml:space="preserve"> </w:t>
+            </w:r>
+            <w:r>
+              <w:rPr>
+                <w:rStyle w:val="VerbatimChar"/>
+              </w:rPr>
+              <w:t xml:space="preserve">?format=xlsx</w:t>
+            </w:r>
+            <w:r>
+              <w:t xml:space="preserve"> </w:t>
+            </w:r>
+            <w:r>
+              <w:t xml:space="preserve">returns a real</w:t>
+            </w:r>
+            <w:r>
+              <w:t xml:space="preserve"> </w:t>
+            </w:r>
+            <w:r>
+              <w:rPr>
+                <w:rStyle w:val="VerbatimChar"/>
+              </w:rPr>
+              <w:t xml:space="preserve">.xls</w:t>
+            </w:r>
+            <w:r>
+              <w:t xml:space="preserve">; import runs through the validated engine</w:t>
+            </w:r>
+          </w:p>
+        </w:tc>
+        <w:tc>
+          <w:tcPr/>
+          <w:p>
+            <w:pPr>
+              <w:pStyle w:val="Compact"/>
+              <w:jc w:val="left"/>
+            </w:pPr>
+            <w:r>
+              <w:t xml:space="preserve">TC-CLB-002/003</w:t>
+            </w:r>
+          </w:p>
+        </w:tc>
+        <w:tc>
+          <w:tcPr/>
+          <w:p>
+            <w:pPr>
+              <w:pStyle w:val="Compact"/>
+              <w:jc w:val="left"/>
+            </w:pPr>
+            <w:r>
+              <w:t xml:space="preserve">Met</w:t>
+            </w:r>
+          </w:p>
+        </w:tc>
+      </w:tr>
+      <w:tr>
+        <w:tc>
+          <w:tcPr/>
+          <w:p>
+            <w:pPr>
+              <w:pStyle w:val="Compact"/>
+              <w:jc w:val="left"/>
+            </w:pPr>
+            <w:r>
+              <w:t xml:space="preserve">REQ-CLB-FieldDefs</w:t>
+            </w:r>
+          </w:p>
+        </w:tc>
+        <w:tc>
+          <w:tcPr/>
+          <w:p>
+            <w:pPr>
+              <w:pStyle w:val="Compact"/>
+              <w:jc w:val="left"/>
+            </w:pPr>
+            <w:r>
+              <w:t xml:space="preserve">Clubs: clear field definitions + example data in the template</w:t>
+            </w:r>
+          </w:p>
+        </w:tc>
+        <w:tc>
+          <w:tcPr/>
+          <w:p>
+            <w:pPr>
+              <w:pStyle w:val="Compact"/>
+              <w:jc w:val="left"/>
+            </w:pPr>
+            <w:r>
+              <w:t xml:space="preserve">Excel workbook has a Template sheet (headers + example) and a Field guide sheet (Field/Required/Example/Guidance) from</w:t>
+            </w:r>
+            <w:r>
+              <w:t xml:space="preserve"> </w:t>
+            </w:r>
+            <w:r>
+              <w:rPr>
+                <w:rStyle w:val="VerbatimChar"/>
+              </w:rPr>
+              <w:t xml:space="preserve">templateFieldGuide</w:t>
+            </w:r>
+          </w:p>
+        </w:tc>
+        <w:tc>
+          <w:tcPr/>
+          <w:p>
+            <w:pPr>
+              <w:pStyle w:val="Compact"/>
+              <w:jc w:val="left"/>
+            </w:pPr>
+            <w:r>
+              <w:t xml:space="preserve">TC-CLB-002</w:t>
+            </w:r>
+          </w:p>
+        </w:tc>
+        <w:tc>
+          <w:tcPr/>
+          <w:p>
+            <w:pPr>
+              <w:pStyle w:val="Compact"/>
+              <w:jc w:val="left"/>
+            </w:pPr>
+            <w:r>
+              <w:t xml:space="preserve">Met</w:t>
+            </w:r>
+          </w:p>
+        </w:tc>
+      </w:tr>
+      <w:tr>
+        <w:tc>
+          <w:tcPr/>
+          <w:p>
+            <w:pPr>
+              <w:pStyle w:val="Compact"/>
+              <w:jc w:val="left"/>
+            </w:pPr>
+            <w:r>
+              <w:t xml:space="preserve">REQ-CLB-Validate</w:t>
+            </w:r>
+          </w:p>
+        </w:tc>
+        <w:tc>
+          <w:tcPr/>
+          <w:p>
+            <w:pPr>
+              <w:pStyle w:val="Compact"/>
+              <w:jc w:val="left"/>
+            </w:pPr>
+            <w:r>
+              <w:t xml:space="preserve">Clubs: validate uploaded files against the template before processing</w:t>
+            </w:r>
+          </w:p>
+        </w:tc>
+        <w:tc>
+          <w:tcPr/>
+          <w:p>
+            <w:pPr>
+              <w:pStyle w:val="Compact"/>
+              <w:jc w:val="left"/>
+            </w:pPr>
+            <w:r>
+              <w:t xml:space="preserve">Import engine validates each row and returns a per-row error report; list refreshes on success</w:t>
+            </w:r>
+          </w:p>
+        </w:tc>
+        <w:tc>
+          <w:tcPr/>
+          <w:p>
+            <w:pPr>
+              <w:pStyle w:val="Compact"/>
+              <w:jc w:val="left"/>
+            </w:pPr>
+            <w:r>
+              <w:t xml:space="preserve">TC-CLB-003</w:t>
+            </w:r>
+          </w:p>
+        </w:tc>
+        <w:tc>
+          <w:tcPr/>
+          <w:p>
+            <w:pPr>
+              <w:pStyle w:val="Compact"/>
+              <w:jc w:val="left"/>
+            </w:pPr>
+            <w:r>
+              <w:t xml:space="preserve">Met</w:t>
+            </w:r>
+          </w:p>
+        </w:tc>
+      </w:tr>
+      <w:tr>
+        <w:tc>
+          <w:tcPr/>
+          <w:p>
+            <w:pPr>
+              <w:pStyle w:val="Compact"/>
+              <w:jc w:val="left"/>
+            </w:pPr>
+            <w:r>
+              <w:t xml:space="preserve">REQ-ATT-Filters-Mobile</w:t>
+            </w:r>
+          </w:p>
+        </w:tc>
+        <w:tc>
+          <w:tcPr/>
+          <w:p>
+            <w:pPr>
+              <w:pStyle w:val="Compact"/>
+              <w:jc w:val="left"/>
+            </w:pPr>
+            <w:r>
+              <w:t xml:space="preserve">Attendance filtering on the native mobile app</w:t>
+            </w:r>
+          </w:p>
+        </w:tc>
+        <w:tc>
+          <w:tcPr/>
+          <w:p>
+            <w:pPr>
+              <w:pStyle w:val="Compact"/>
+              <w:jc w:val="left"/>
+            </w:pPr>
+            <w:r>
+              <w:t xml:space="preserve">The RN app currently reads attendance from bundled demo data; wiring to the live API + filters is deferred to after the Sep 1 Expo build reset</w:t>
+            </w:r>
+          </w:p>
+        </w:tc>
+        <w:tc>
+          <w:tcPr/>
+          <w:p>
+            <w:pPr>
+              <w:pStyle w:val="Compact"/>
+              <w:jc w:val="left"/>
+            </w:pPr>
+            <w:r>
+              <w:t xml:space="preserve">—</w:t>
+            </w:r>
+          </w:p>
+        </w:tc>
+        <w:tc>
+          <w:tcPr/>
+          <w:p>
+            <w:pPr>
+              <w:pStyle w:val="Compact"/>
+              <w:jc w:val="left"/>
+            </w:pPr>
+            <w:r>
+              <w:t xml:space="preserve">Deferred</w:t>
+            </w:r>
+          </w:p>
+        </w:tc>
+      </w:tr>
+    </w:tbl>
     <w:bookmarkEnd w:id="23"/>
+    <w:bookmarkStart w:id="24" w:name="conclusion"/>
+    <w:p>
+      <w:pPr>
+        <w:pStyle w:val="Heading2"/>
+      </w:pPr>
+      <w:r>
+        <w:t xml:space="preserve">4. Conclusion</w:t>
+      </w:r>
+    </w:p>
+    <w:p>
+      <w:pPr>
+        <w:pStyle w:val="FirstParagraph"/>
+      </w:pPr>
+      <w:r>
+        <w:t xml:space="preserve">Across the August 2026 work, thirty requirements are fully met and evidenced by test cases; two remain partial with a clearly bounded remainder (teacher timetable/clubs import scoping, and “time on platform” shown via engagement proxies); two are deferred (native mobile rich-composer parity and mobile attendance filtering, both pending the mobile build / an RN library). For the 17 August attendance-and-clubs package specifically, every web requirement is met and independently code-reviewed against the Prisma schema and the UI contracts; the only outstanding item is the mobile surface, deferred by agreement. No requirement is blocked, and none require a schema migration.</w:t>
+      </w:r>
+    </w:p>
+    <w:p>
+      <w:pPr>
+        <w:pStyle w:val="BodyText"/>
+      </w:pPr>
+      <w:r>
+        <w:rPr>
+          <w:iCs/>
+          <w:i/>
+        </w:rPr>
+        <w:t xml:space="preserve">Note (observation, outside this package's scope):</w:t>
+      </w:r>
+      <w:r>
+        <w:t xml:space="preserve"> </w:t>
+      </w:r>
+      <w:r>
+        <w:t xml:space="preserve">the same "missing API route" pattern that caused the teacher attendance bug also affects several other Parent Portal tabs (e.g. Profile, Behaviour, Homework rely on a</w:t>
+      </w:r>
+      <w:r>
+        <w:t xml:space="preserve"> </w:t>
+      </w:r>
+      <w:r>
+        <w:rPr>
+          <w:rStyle w:val="VerbatimChar"/>
+        </w:rPr>
+        <w:t xml:space="preserve">/api/parent/child</w:t>
+      </w:r>
+      <w:r>
+        <w:t xml:space="preserve"> </w:t>
+      </w:r>
+      <w:r>
+        <w:t xml:space="preserve">route that does not yet exist). The new parent Attendance tab is self-contained and unaffected, but wiring the remaining parent tabs is recommended as a follow-up.</w:t>
+      </w:r>
+    </w:p>
     <w:bookmarkEnd w:id="24"/>
+    <w:bookmarkEnd w:id="25"/>
     <w:sectPr/>
   </w:body>
 </w:document>

--- a/SchoolHub-Requirements-Validation-Report.docx
+++ b/SchoolHub-Requirements-Validation-Report.docx
@@ -46,7 +46,7 @@
         <w:t xml:space="preserve">Report</w:t>
       </w:r>
     </w:p>
-    <w:bookmarkStart w:id="25" w:name="X77e2b8701eb9fdbb0c93e9f610e3b5cbce63b28"/>
+    <w:bookmarkStart w:id="26" w:name="X77e2b8701eb9fdbb0c93e9f610e3b5cbce63b28"/>
     <w:p>
       <w:pPr>
         <w:pStyle w:val="Heading1"/>
@@ -86,7 +86,7 @@
         <w:t xml:space="preserve"> </w:t>
       </w:r>
       <w:r>
-        <w:t xml:space="preserve">1.3  · </w:t>
+        <w:t xml:space="preserve">1.4  · </w:t>
       </w:r>
       <w:r>
         <w:t xml:space="preserve"> </w:t>
@@ -102,7 +102,7 @@
         <w:t xml:space="preserve"> </w:t>
       </w:r>
       <w:r>
-        <w:t xml:space="preserve">20 August 2026</w:t>
+        <w:t xml:space="preserve">22 August 2026</w:t>
       </w:r>
       <w:r>
         <w:br/>
@@ -280,7 +280,7 @@
               <w:jc w:val="left"/>
             </w:pPr>
             <w:r>
-              <w:t xml:space="preserve">30</w:t>
+              <w:t xml:space="preserve">34</w:t>
             </w:r>
           </w:p>
         </w:tc>
@@ -3101,13 +3101,13 @@
       </w:tr>
     </w:tbl>
     <w:bookmarkEnd w:id="23"/>
-    <w:bookmarkStart w:id="24" w:name="conclusion"/>
+    <w:bookmarkStart w:id="24" w:name="X09f32517411caa08ba95a4c8739deac801dc74c"/>
     <w:p>
       <w:pPr>
         <w:pStyle w:val="Heading2"/>
       </w:pPr>
       <w:r>
-        <w:t xml:space="preserve">4. Conclusion</w:t>
+        <w:t xml:space="preserve">3b. 22 August 2026 package — travel-log crash fix &amp; report PDF upgrade</w:t>
       </w:r>
     </w:p>
     <w:p>
@@ -3115,7 +3115,476 @@
         <w:pStyle w:val="FirstParagraph"/>
       </w:pPr>
       <w:r>
-        <w:t xml:space="preserve">Across the August 2026 work, thirty requirements are fully met and evidenced by test cases; two remain partial with a clearly bounded remainder (teacher timetable/clubs import scoping, and “time on platform” shown via engagement proxies); two are deferred (native mobile rich-composer parity and mobile attendance filtering, both pending the mobile build / an RN library). For the 17 August attendance-and-clubs package specifically, every web requirement is met and independently code-reviewed against the Prisma schema and the UI contracts; the only outstanding item is the mobile surface, deferred by agreement. No requirement is blocked, and none require a schema migration.</w:t>
+        <w:t xml:space="preserve">This package covers a reported production crash on the Travel logs page and a set of enhancements to the downloadable report PDF so that generated documents carry full provenance, render tabular content as real tables, and pull the school's logo. Root cause of the crash: the Travel logs component (</w:t>
+      </w:r>
+      <w:r>
+        <w:rPr>
+          <w:rStyle w:val="VerbatimChar"/>
+        </w:rPr>
+        <w:t xml:space="preserve">TMTravelLogs</w:t>
+      </w:r>
+      <w:r>
+        <w:t xml:space="preserve">) called a</w:t>
+      </w:r>
+      <w:r>
+        <w:t xml:space="preserve"> </w:t>
+      </w:r>
+      <w:r>
+        <w:rPr>
+          <w:rStyle w:val="VerbatimChar"/>
+        </w:rPr>
+        <w:t xml:space="preserve">pad2</w:t>
+      </w:r>
+      <w:r>
+        <w:t xml:space="preserve"> </w:t>
+      </w:r>
+      <w:r>
+        <w:t xml:space="preserve">time-formatting helper on mount that was never defined, throwing a client-side exception and tripping the error boundary. The helper is now defined at module scope. The report PDF was previously routed through a plain text renderer; report exports now go through the shared branded document renderer (</w:t>
+      </w:r>
+      <w:r>
+        <w:rPr>
+          <w:rStyle w:val="VerbatimChar"/>
+        </w:rPr>
+        <w:t xml:space="preserve">brandedDocPdf</w:t>
+      </w:r>
+      <w:r>
+        <w:t xml:space="preserve">), which supplies the metadata block, real bordered tables, bold headings and the embedded logo.</w:t>
+      </w:r>
+    </w:p>
+    <w:tbl>
+      <w:tblPr>
+        <w:tblStyle w:val="Table"/>
+        <w:tblW w:type="auto" w:w="0"/>
+        <w:tblLook w:firstRow="1" w:lastRow="0" w:firstColumn="0" w:lastColumn="0" w:noHBand="0" w:noVBand="0" w:val="0020"/>
+        <w:jc w:val="start"/>
+      </w:tblPr>
+      <w:tblGrid>
+        <w:gridCol w:w="1584"/>
+        <w:gridCol w:w="1584"/>
+        <w:gridCol w:w="1584"/>
+        <w:gridCol w:w="1584"/>
+        <w:gridCol w:w="1584"/>
+      </w:tblGrid>
+      <w:tr>
+        <w:trPr>
+          <w:tblHeader w:val="true"/>
+        </w:trPr>
+        <w:tc>
+          <w:tcPr/>
+          <w:p>
+            <w:pPr>
+              <w:pStyle w:val="Compact"/>
+              <w:jc w:val="left"/>
+            </w:pPr>
+            <w:r>
+              <w:t xml:space="preserve">Req ID</w:t>
+            </w:r>
+          </w:p>
+        </w:tc>
+        <w:tc>
+          <w:tcPr/>
+          <w:p>
+            <w:pPr>
+              <w:pStyle w:val="Compact"/>
+              <w:jc w:val="left"/>
+            </w:pPr>
+            <w:r>
+              <w:t xml:space="preserve">Requirement</w:t>
+            </w:r>
+          </w:p>
+        </w:tc>
+        <w:tc>
+          <w:tcPr/>
+          <w:p>
+            <w:pPr>
+              <w:pStyle w:val="Compact"/>
+              <w:jc w:val="left"/>
+            </w:pPr>
+            <w:r>
+              <w:t xml:space="preserve">Implementation</w:t>
+            </w:r>
+          </w:p>
+        </w:tc>
+        <w:tc>
+          <w:tcPr/>
+          <w:p>
+            <w:pPr>
+              <w:pStyle w:val="Compact"/>
+              <w:jc w:val="left"/>
+            </w:pPr>
+            <w:r>
+              <w:t xml:space="preserve">Test case(s)</w:t>
+            </w:r>
+          </w:p>
+        </w:tc>
+        <w:tc>
+          <w:tcPr/>
+          <w:p>
+            <w:pPr>
+              <w:pStyle w:val="Compact"/>
+              <w:jc w:val="left"/>
+            </w:pPr>
+            <w:r>
+              <w:t xml:space="preserve">Status</w:t>
+            </w:r>
+          </w:p>
+        </w:tc>
+      </w:tr>
+      <w:tr>
+        <w:tc>
+          <w:tcPr/>
+          <w:p>
+            <w:pPr>
+              <w:pStyle w:val="Compact"/>
+              <w:jc w:val="left"/>
+            </w:pPr>
+            <w:r>
+              <w:t xml:space="preserve">REQ-BUG-TravelLogCrash</w:t>
+            </w:r>
+          </w:p>
+        </w:tc>
+        <w:tc>
+          <w:tcPr/>
+          <w:p>
+            <w:pPr>
+              <w:pStyle w:val="Compact"/>
+              <w:jc w:val="left"/>
+            </w:pPr>
+            <w:r>
+              <w:t xml:space="preserve">Travel logs page must open without a client-side exception</w:t>
+            </w:r>
+          </w:p>
+        </w:tc>
+        <w:tc>
+          <w:tcPr/>
+          <w:p>
+            <w:pPr>
+              <w:pStyle w:val="Compact"/>
+              <w:jc w:val="left"/>
+            </w:pPr>
+            <w:r>
+              <w:t xml:space="preserve">Defined the missing</w:t>
+            </w:r>
+            <w:r>
+              <w:t xml:space="preserve"> </w:t>
+            </w:r>
+            <w:r>
+              <w:rPr>
+                <w:rStyle w:val="VerbatimChar"/>
+              </w:rPr>
+              <w:t xml:space="preserve">pad2</w:t>
+            </w:r>
+            <w:r>
+              <w:t xml:space="preserve"> </w:t>
+            </w:r>
+            <w:r>
+              <w:t xml:space="preserve">time helper at module scope in</w:t>
+            </w:r>
+            <w:r>
+              <w:t xml:space="preserve"> </w:t>
+            </w:r>
+            <w:r>
+              <w:rPr>
+                <w:rStyle w:val="VerbatimChar"/>
+              </w:rPr>
+              <w:t xml:space="preserve">TransportPages.tsx</w:t>
+            </w:r>
+            <w:r>
+              <w:t xml:space="preserve">; the page mounts and renders timestamps as HH:MM</w:t>
+            </w:r>
+          </w:p>
+        </w:tc>
+        <w:tc>
+          <w:tcPr/>
+          <w:p>
+            <w:pPr>
+              <w:pStyle w:val="Compact"/>
+              <w:jc w:val="left"/>
+            </w:pPr>
+            <w:r>
+              <w:t xml:space="preserve">TC-DRV-005</w:t>
+            </w:r>
+          </w:p>
+        </w:tc>
+        <w:tc>
+          <w:tcPr/>
+          <w:p>
+            <w:pPr>
+              <w:pStyle w:val="Compact"/>
+              <w:jc w:val="left"/>
+            </w:pPr>
+            <w:r>
+              <w:t xml:space="preserve">Met</w:t>
+            </w:r>
+          </w:p>
+        </w:tc>
+      </w:tr>
+      <w:tr>
+        <w:tc>
+          <w:tcPr/>
+          <w:p>
+            <w:pPr>
+              <w:pStyle w:val="Compact"/>
+              <w:jc w:val="left"/>
+            </w:pPr>
+            <w:r>
+              <w:t xml:space="preserve">REQ-DLG-PDF-Meta</w:t>
+            </w:r>
+          </w:p>
+        </w:tc>
+        <w:tc>
+          <w:tcPr/>
+          <w:p>
+            <w:pPr>
+              <w:pStyle w:val="Compact"/>
+              <w:jc w:val="left"/>
+            </w:pPr>
+            <w:r>
+              <w:t xml:space="preserve">Report PDF must record who generated the download, and the date and time (plus school/role/reference)</w:t>
+            </w:r>
+          </w:p>
+        </w:tc>
+        <w:tc>
+          <w:tcPr/>
+          <w:p>
+            <w:pPr>
+              <w:pStyle w:val="Compact"/>
+              <w:jc w:val="left"/>
+            </w:pPr>
+            <w:r>
+              <w:t xml:space="preserve">Report PDF route wired to</w:t>
+            </w:r>
+            <w:r>
+              <w:t xml:space="preserve"> </w:t>
+            </w:r>
+            <w:r>
+              <w:rPr>
+                <w:rStyle w:val="VerbatimChar"/>
+              </w:rPr>
+              <w:t xml:space="preserve">brandedDocPdf</w:t>
+            </w:r>
+            <w:r>
+              <w:t xml:space="preserve">; the metadata block from</w:t>
+            </w:r>
+            <w:r>
+              <w:t xml:space="preserve"> </w:t>
+            </w:r>
+            <w:r>
+              <w:rPr>
+                <w:rStyle w:val="VerbatimChar"/>
+              </w:rPr>
+              <w:t xml:space="preserve">recordDownload</w:t>
+            </w:r>
+            <w:r>
+              <w:t xml:space="preserve"> </w:t>
+            </w:r>
+            <w:r>
+              <w:t xml:space="preserve">lists Report, Section, Date downloaded, Time downloaded, Downloaded by, User role, School, Trust and Audit reference</w:t>
+            </w:r>
+          </w:p>
+        </w:tc>
+        <w:tc>
+          <w:tcPr/>
+          <w:p>
+            <w:pPr>
+              <w:pStyle w:val="Compact"/>
+              <w:jc w:val="left"/>
+            </w:pPr>
+            <w:r>
+              <w:t xml:space="preserve">TC-DLG-006</w:t>
+            </w:r>
+          </w:p>
+        </w:tc>
+        <w:tc>
+          <w:tcPr/>
+          <w:p>
+            <w:pPr>
+              <w:pStyle w:val="Compact"/>
+              <w:jc w:val="left"/>
+            </w:pPr>
+            <w:r>
+              <w:t xml:space="preserve">Met</w:t>
+            </w:r>
+          </w:p>
+        </w:tc>
+      </w:tr>
+      <w:tr>
+        <w:tc>
+          <w:tcPr/>
+          <w:p>
+            <w:pPr>
+              <w:pStyle w:val="Compact"/>
+              <w:jc w:val="left"/>
+            </w:pPr>
+            <w:r>
+              <w:t xml:space="preserve">REQ-DLG-PDF-Rich</w:t>
+            </w:r>
+          </w:p>
+        </w:tc>
+        <w:tc>
+          <w:tcPr/>
+          <w:p>
+            <w:pPr>
+              <w:pStyle w:val="Compact"/>
+              <w:jc w:val="left"/>
+            </w:pPr>
+            <w:r>
+              <w:t xml:space="preserve">Report content must render as rich text (bold headers, real tables, bullets/indent) not flat text</w:t>
+            </w:r>
+          </w:p>
+        </w:tc>
+        <w:tc>
+          <w:tcPr/>
+          <w:p>
+            <w:pPr>
+              <w:pStyle w:val="Compact"/>
+              <w:jc w:val="left"/>
+            </w:pPr>
+            <w:r>
+              <w:rPr>
+                <w:rStyle w:val="VerbatimChar"/>
+              </w:rPr>
+              <w:t xml:space="preserve">brandedDocPdf</w:t>
+            </w:r>
+            <w:r>
+              <w:t xml:space="preserve"> </w:t>
+            </w:r>
+            <w:r>
+              <w:t xml:space="preserve">renders</w:t>
+            </w:r>
+            <w:r>
+              <w:t xml:space="preserve"> </w:t>
+            </w:r>
+            <w:r>
+              <w:rPr>
+                <w:rStyle w:val="VerbatimChar"/>
+              </w:rPr>
+              <w:t xml:space="preserve">DocBlock</w:t>
+            </w:r>
+            <w:r>
+              <w:t xml:space="preserve">s: bold headings with a rule, bordered tables (bold header row, ruled grid, aligned columns, header repeat across pages) and bullet lists;</w:t>
+            </w:r>
+            <w:r>
+              <w:t xml:space="preserve"> </w:t>
+            </w:r>
+            <w:r>
+              <w:rPr>
+                <w:rStyle w:val="VerbatimChar"/>
+              </w:rPr>
+              <w:t xml:space="preserve">reportToBlocks</w:t>
+            </w:r>
+            <w:r>
+              <w:t xml:space="preserve"> </w:t>
+            </w:r>
+            <w:r>
+              <w:t xml:space="preserve">maps report metrics/detail to tables</w:t>
+            </w:r>
+          </w:p>
+        </w:tc>
+        <w:tc>
+          <w:tcPr/>
+          <w:p>
+            <w:pPr>
+              <w:pStyle w:val="Compact"/>
+              <w:jc w:val="left"/>
+            </w:pPr>
+            <w:r>
+              <w:t xml:space="preserve">TC-DLG-007</w:t>
+            </w:r>
+          </w:p>
+        </w:tc>
+        <w:tc>
+          <w:tcPr/>
+          <w:p>
+            <w:pPr>
+              <w:pStyle w:val="Compact"/>
+              <w:jc w:val="left"/>
+            </w:pPr>
+            <w:r>
+              <w:t xml:space="preserve">Met</w:t>
+            </w:r>
+          </w:p>
+        </w:tc>
+      </w:tr>
+      <w:tr>
+        <w:tc>
+          <w:tcPr/>
+          <w:p>
+            <w:pPr>
+              <w:pStyle w:val="Compact"/>
+              <w:jc w:val="left"/>
+            </w:pPr>
+            <w:r>
+              <w:t xml:space="preserve">REQ-DLG-PDF-Logo</w:t>
+            </w:r>
+          </w:p>
+        </w:tc>
+        <w:tc>
+          <w:tcPr/>
+          <w:p>
+            <w:pPr>
+              <w:pStyle w:val="Compact"/>
+              <w:jc w:val="left"/>
+            </w:pPr>
+            <w:r>
+              <w:t xml:space="preserve">The school logo must be pulled from storage and embedded in the PDF</w:t>
+            </w:r>
+          </w:p>
+        </w:tc>
+        <w:tc>
+          <w:tcPr/>
+          <w:p>
+            <w:pPr>
+              <w:pStyle w:val="Compact"/>
+              <w:jc w:val="left"/>
+            </w:pPr>
+            <w:r>
+              <w:t xml:space="preserve">Logo resolved from data-URL, uploaded PNG/JPEG, or a web URL (fetched, 2 MB cap); PNG decoded and flattened over white; placed in a top-right box (130×44) above the header divider so it does not overlap the title/rule</w:t>
+            </w:r>
+          </w:p>
+        </w:tc>
+        <w:tc>
+          <w:tcPr/>
+          <w:p>
+            <w:pPr>
+              <w:pStyle w:val="Compact"/>
+              <w:jc w:val="left"/>
+            </w:pPr>
+            <w:r>
+              <w:t xml:space="preserve">TC-DLG-008</w:t>
+            </w:r>
+          </w:p>
+        </w:tc>
+        <w:tc>
+          <w:tcPr/>
+          <w:p>
+            <w:pPr>
+              <w:pStyle w:val="Compact"/>
+              <w:jc w:val="left"/>
+            </w:pPr>
+            <w:r>
+              <w:t xml:space="preserve">Met</w:t>
+            </w:r>
+          </w:p>
+        </w:tc>
+      </w:tr>
+    </w:tbl>
+    <w:bookmarkEnd w:id="24"/>
+    <w:bookmarkStart w:id="25" w:name="conclusion"/>
+    <w:p>
+      <w:pPr>
+        <w:pStyle w:val="Heading2"/>
+      </w:pPr>
+      <w:r>
+        <w:t xml:space="preserve">4. Conclusion</w:t>
+      </w:r>
+    </w:p>
+    <w:p>
+      <w:pPr>
+        <w:pStyle w:val="FirstParagraph"/>
+      </w:pPr>
+      <w:r>
+        <w:t xml:space="preserve">Across the August 2026 work, thirty-four requirements are fully met and evidenced by test cases; two remain partial with a clearly bounded remainder (teacher timetable/clubs import scoping, and “time on platform” shown via engagement proxies); two are deferred (native mobile rich-composer parity and mobile attendance filtering, both pending the mobile build / an RN library). For the 17 August attendance-and-clubs package specifically, every web requirement is met and independently code-reviewed against the Prisma schema and the UI contracts; the only outstanding item is the mobile surface, deferred by agreement. No requirement is blocked, and none require a schema migration.</w:t>
       </w:r>
     </w:p>
     <w:p>
@@ -3151,8 +3620,8 @@
         <w:t xml:space="preserve">route that does not yet exist). The new parent Attendance tab is self-contained and unaffected, but wiring the remaining parent tabs is recommended as a follow-up.</w:t>
       </w:r>
     </w:p>
-    <w:bookmarkEnd w:id="24"/>
     <w:bookmarkEnd w:id="25"/>
+    <w:bookmarkEnd w:id="26"/>
     <w:sectPr/>
   </w:body>
 </w:document>
